--- a/پیاده سازی سیستم_فایل.docx
+++ b/پیاده سازی سیستم_فایل.docx
@@ -30,12 +30,12 @@
           <wp:inline distB="0" distT="0" distL="0" distR="0">
             <wp:extent cx="1838325" cy="1609725"/>
             <wp:effectExtent b="0" l="0" r="0" t="0"/>
-            <wp:docPr descr="arm_color.jpg" id="8" name="image4.jpg"/>
+            <wp:docPr descr="arm_color.jpg" id="8" name="image1.jpg"/>
             <a:graphic>
               <a:graphicData uri="http://schemas.openxmlformats.org/drawingml/2006/picture">
                 <pic:pic>
                   <pic:nvPicPr>
-                    <pic:cNvPr descr="arm_color.jpg" id="0" name="image4.jpg"/>
+                    <pic:cNvPr descr="arm_color.jpg" id="0" name="image1.jpg"/>
                     <pic:cNvPicPr preferRelativeResize="0"/>
                   </pic:nvPicPr>
                   <pic:blipFill>
@@ -823,12 +823,12 @@
           <wp:inline distB="0" distT="0" distL="0" distR="0">
             <wp:extent cx="5543550" cy="4514850"/>
             <wp:effectExtent b="0" l="0" r="0" t="0"/>
-            <wp:docPr descr="New Picture" id="5" name="image5.png"/>
+            <wp:docPr descr="New Picture" id="5" name="image3.png"/>
             <a:graphic>
               <a:graphicData uri="http://schemas.openxmlformats.org/drawingml/2006/picture">
                 <pic:pic>
                   <pic:nvPicPr>
-                    <pic:cNvPr descr="New Picture" id="0" name="image5.png"/>
+                    <pic:cNvPr descr="New Picture" id="0" name="image3.png"/>
                     <pic:cNvPicPr preferRelativeResize="0"/>
                   </pic:nvPicPr>
                   <pic:blipFill>
@@ -976,12 +976,12 @@
             <wp:extent cx="1775460" cy="1397635"/>
             <wp:effectExtent b="0" l="0" r="0" t="0"/>
             <wp:wrapTopAndBottom distB="0" distT="0"/>
-            <wp:docPr id="4" name="image2.png"/>
+            <wp:docPr id="4" name="image5.png"/>
             <a:graphic>
               <a:graphicData uri="http://schemas.openxmlformats.org/drawingml/2006/picture">
                 <pic:pic>
                   <pic:nvPicPr>
-                    <pic:cNvPr id="0" name="image2.png"/>
+                    <pic:cNvPr id="0" name="image5.png"/>
                     <pic:cNvPicPr preferRelativeResize="0"/>
                   </pic:nvPicPr>
                   <pic:blipFill>
@@ -11287,12 +11287,12 @@
           <wp:inline distB="114300" distT="114300" distL="114300" distR="114300">
             <wp:extent cx="6188710" cy="1562100"/>
             <wp:effectExtent b="0" l="0" r="0" t="0"/>
-            <wp:docPr descr="شکل۱ - ساختار کلی هر فایل در سیستم فایل" id="6" name="image1.png"/>
+            <wp:docPr descr="شکل۱ - ساختار کلی هر فایل در سیستم فایل" id="6" name="image2.png"/>
             <a:graphic>
               <a:graphicData uri="http://schemas.openxmlformats.org/drawingml/2006/picture">
                 <pic:pic>
                   <pic:nvPicPr>
-                    <pic:cNvPr descr="شکل۱ - ساختار کلی هر فایل در سیستم فایل" id="0" name="image1.png"/>
+                    <pic:cNvPr descr="شکل۱ - ساختار کلی هر فایل در سیستم فایل" id="0" name="image2.png"/>
                     <pic:cNvPicPr preferRelativeResize="0"/>
                   </pic:nvPicPr>
                   <pic:blipFill>
@@ -19612,17 +19612,6 @@
     </w:p>
     <w:p>
       <w:pPr>
-        <w:ind w:left="0" w:firstLine="0"/>
-        <w:rPr/>
-      </w:pPr>
-      <w:r>
-        <w:rPr>
-          <w:rtl w:val="0"/>
-        </w:rPr>
-      </w:r>
-    </w:p>
-    <w:p>
-      <w:pPr>
         <w:pStyle w:val="Heading1"/>
         <w:keepLines w:val="0"/>
         <w:pageBreakBefore w:val="1"/>
@@ -27321,12 +27310,12 @@
           <wp:inline distB="114300" distT="114300" distL="114300" distR="114300">
             <wp:extent cx="4538475" cy="921448"/>
             <wp:effectExtent b="0" l="0" r="0" t="0"/>
-            <wp:docPr id="2" name="image3.png"/>
+            <wp:docPr id="2" name="image4.png"/>
             <a:graphic>
               <a:graphicData uri="http://schemas.openxmlformats.org/drawingml/2006/picture">
                 <pic:pic>
                   <pic:nvPicPr>
-                    <pic:cNvPr id="0" name="image3.png"/>
+                    <pic:cNvPr id="0" name="image4.png"/>
                     <pic:cNvPicPr preferRelativeResize="0"/>
                   </pic:nvPicPr>
                   <pic:blipFill>
